--- a/Наладчик контрольно-измерительных приборов и автоматики/профессиональной переподготовки 14919 Наладчик контрольно-измерительных приборов и автоматики/Лекции ОП.06. Основы метрологии и поверки КИПиА.docx
+++ b/Наладчик контрольно-измерительных приборов и автоматики/профессиональной переподготовки 14919 Наладчик контрольно-измерительных приборов и автоматики/Лекции ОП.06. Основы метрологии и поверки КИПиА.docx
@@ -252,6 +252,927 @@
           <w:sz w:val="28"/>
         </w:rPr>
         <w:t>Наладчик КИПиА должен знать классы точности настраиваемых приборов и используемых эталонов. Соотношение погрешностей образцового и поверяемого приборов должно быть не менее 1:3 (предпочтительно 1:5). Наладчик не может поверять прибор класса 0,5 с помощью эталона класса 1,0 — погрешность эталона соизмерима с допуском поверяемого прибора.</w:t>
+      </w:r>
+    </w:p>
+    <w:p>
+      <w:r>
+        <w:rPr>
+          <w:b/>
+          <w:sz w:val="22"/>
+        </w:rPr>
+        <w:t>Таблица 1. Виды погрешностей средств измерений</w:t>
+      </w:r>
+    </w:p>
+    <w:tbl>
+      <w:tblPr>
+        <w:tblStyle w:val="TableGrid"/>
+        <w:tblW w:type="auto" w:w="0"/>
+        <w:jc w:val="center"/>
+        <w:tblLook w:firstColumn="1" w:firstRow="1" w:lastColumn="0" w:lastRow="0" w:noHBand="0" w:noVBand="1" w:val="04A0"/>
+      </w:tblPr>
+      <w:tblGrid>
+        <w:gridCol w:w="2339"/>
+        <w:gridCol w:w="2339"/>
+        <w:gridCol w:w="2339"/>
+        <w:gridCol w:w="2339"/>
+      </w:tblGrid>
+      <w:tr>
+        <w:tc>
+          <w:tcPr>
+            <w:tcW w:type="dxa" w:w="2339"/>
+            <w:shd w:fill="1a5276" w:val="clear"/>
+          </w:tcPr>
+          <w:p>
+            <w:pPr>
+              <w:jc w:val="center"/>
+            </w:pPr>
+            <w:r/>
+            <w:r>
+              <w:rPr>
+                <w:b/>
+                <w:color w:val="FFFFFF"/>
+                <w:sz w:val="18"/>
+              </w:rPr>
+              <w:t>Вид погрешности</w:t>
+            </w:r>
+          </w:p>
+        </w:tc>
+        <w:tc>
+          <w:tcPr>
+            <w:tcW w:type="dxa" w:w="2339"/>
+            <w:shd w:fill="1a5276" w:val="clear"/>
+          </w:tcPr>
+          <w:p>
+            <w:pPr>
+              <w:jc w:val="center"/>
+            </w:pPr>
+            <w:r/>
+            <w:r>
+              <w:rPr>
+                <w:b/>
+                <w:color w:val="FFFFFF"/>
+                <w:sz w:val="18"/>
+              </w:rPr>
+              <w:t>Определение</w:t>
+            </w:r>
+          </w:p>
+        </w:tc>
+        <w:tc>
+          <w:tcPr>
+            <w:tcW w:type="dxa" w:w="2339"/>
+            <w:shd w:fill="1a5276" w:val="clear"/>
+          </w:tcPr>
+          <w:p>
+            <w:pPr>
+              <w:jc w:val="center"/>
+            </w:pPr>
+            <w:r/>
+            <w:r>
+              <w:rPr>
+                <w:b/>
+                <w:color w:val="FFFFFF"/>
+                <w:sz w:val="18"/>
+              </w:rPr>
+              <w:t>Причина возникновения</w:t>
+            </w:r>
+          </w:p>
+        </w:tc>
+        <w:tc>
+          <w:tcPr>
+            <w:tcW w:type="dxa" w:w="2339"/>
+            <w:shd w:fill="1a5276" w:val="clear"/>
+          </w:tcPr>
+          <w:p>
+            <w:pPr>
+              <w:jc w:val="center"/>
+            </w:pPr>
+            <w:r/>
+            <w:r>
+              <w:rPr>
+                <w:b/>
+                <w:color w:val="FFFFFF"/>
+                <w:sz w:val="18"/>
+              </w:rPr>
+              <w:t>Способ уменьшения</w:t>
+            </w:r>
+          </w:p>
+        </w:tc>
+      </w:tr>
+      <w:tr>
+        <w:tc>
+          <w:tcPr>
+            <w:tcW w:type="dxa" w:w="2339"/>
+          </w:tcPr>
+          <w:p>
+            <w:r/>
+            <w:r>
+              <w:rPr>
+                <w:sz w:val="18"/>
+              </w:rPr>
+              <w:t>Систематическая</w:t>
+            </w:r>
+          </w:p>
+        </w:tc>
+        <w:tc>
+          <w:tcPr>
+            <w:tcW w:type="dxa" w:w="2339"/>
+          </w:tcPr>
+          <w:p>
+            <w:r/>
+            <w:r>
+              <w:rPr>
+                <w:sz w:val="18"/>
+              </w:rPr>
+              <w:t>Постоянная по знаку и величине</w:t>
+            </w:r>
+          </w:p>
+        </w:tc>
+        <w:tc>
+          <w:tcPr>
+            <w:tcW w:type="dxa" w:w="2339"/>
+          </w:tcPr>
+          <w:p>
+            <w:r/>
+            <w:r>
+              <w:rPr>
+                <w:sz w:val="18"/>
+              </w:rPr>
+              <w:t>Неточная градуировка</w:t>
+            </w:r>
+          </w:p>
+        </w:tc>
+        <w:tc>
+          <w:tcPr>
+            <w:tcW w:type="dxa" w:w="2339"/>
+          </w:tcPr>
+          <w:p>
+            <w:r/>
+            <w:r>
+              <w:rPr>
+                <w:sz w:val="18"/>
+              </w:rPr>
+              <w:t>Введением поправки</w:t>
+            </w:r>
+          </w:p>
+        </w:tc>
+      </w:tr>
+      <w:tr>
+        <w:tc>
+          <w:tcPr>
+            <w:tcW w:type="dxa" w:w="2339"/>
+            <w:shd w:fill="d4e6f1" w:val="clear"/>
+          </w:tcPr>
+          <w:p>
+            <w:r/>
+            <w:r>
+              <w:rPr>
+                <w:sz w:val="18"/>
+              </w:rPr>
+              <w:t>Случайная</w:t>
+            </w:r>
+          </w:p>
+        </w:tc>
+        <w:tc>
+          <w:tcPr>
+            <w:tcW w:type="dxa" w:w="2339"/>
+            <w:shd w:fill="d4e6f1" w:val="clear"/>
+          </w:tcPr>
+          <w:p>
+            <w:r/>
+            <w:r>
+              <w:rPr>
+                <w:sz w:val="18"/>
+              </w:rPr>
+              <w:t>Изменяется случайным образом</w:t>
+            </w:r>
+          </w:p>
+        </w:tc>
+        <w:tc>
+          <w:tcPr>
+            <w:tcW w:type="dxa" w:w="2339"/>
+            <w:shd w:fill="d4e6f1" w:val="clear"/>
+          </w:tcPr>
+          <w:p>
+            <w:r/>
+            <w:r>
+              <w:rPr>
+                <w:sz w:val="18"/>
+              </w:rPr>
+              <w:t>Внешние факторы</w:t>
+            </w:r>
+          </w:p>
+        </w:tc>
+        <w:tc>
+          <w:tcPr>
+            <w:tcW w:type="dxa" w:w="2339"/>
+            <w:shd w:fill="d4e6f1" w:val="clear"/>
+          </w:tcPr>
+          <w:p>
+            <w:r/>
+            <w:r>
+              <w:rPr>
+                <w:sz w:val="18"/>
+              </w:rPr>
+              <w:t>Многократные измерения</w:t>
+            </w:r>
+          </w:p>
+        </w:tc>
+      </w:tr>
+      <w:tr>
+        <w:tc>
+          <w:tcPr>
+            <w:tcW w:type="dxa" w:w="2339"/>
+          </w:tcPr>
+          <w:p>
+            <w:r/>
+            <w:r>
+              <w:rPr>
+                <w:sz w:val="18"/>
+              </w:rPr>
+              <w:t>Промах</w:t>
+            </w:r>
+          </w:p>
+        </w:tc>
+        <w:tc>
+          <w:tcPr>
+            <w:tcW w:type="dxa" w:w="2339"/>
+          </w:tcPr>
+          <w:p>
+            <w:r/>
+            <w:r>
+              <w:rPr>
+                <w:sz w:val="18"/>
+              </w:rPr>
+              <w:t>Грубая ошибка</w:t>
+            </w:r>
+          </w:p>
+        </w:tc>
+        <w:tc>
+          <w:tcPr>
+            <w:tcW w:type="dxa" w:w="2339"/>
+          </w:tcPr>
+          <w:p>
+            <w:r/>
+            <w:r>
+              <w:rPr>
+                <w:sz w:val="18"/>
+              </w:rPr>
+              <w:t>Ошибки оператора</w:t>
+            </w:r>
+          </w:p>
+        </w:tc>
+        <w:tc>
+          <w:tcPr>
+            <w:tcW w:type="dxa" w:w="2339"/>
+          </w:tcPr>
+          <w:p>
+            <w:r/>
+            <w:r>
+              <w:rPr>
+                <w:sz w:val="18"/>
+              </w:rPr>
+              <w:t>Исключение из ряда</w:t>
+            </w:r>
+          </w:p>
+        </w:tc>
+      </w:tr>
+      <w:tr>
+        <w:tc>
+          <w:tcPr>
+            <w:tcW w:type="dxa" w:w="2339"/>
+            <w:shd w:fill="d4e6f1" w:val="clear"/>
+          </w:tcPr>
+          <w:p>
+            <w:r/>
+            <w:r>
+              <w:rPr>
+                <w:sz w:val="18"/>
+              </w:rPr>
+              <w:t>Основная</w:t>
+            </w:r>
+          </w:p>
+        </w:tc>
+        <w:tc>
+          <w:tcPr>
+            <w:tcW w:type="dxa" w:w="2339"/>
+            <w:shd w:fill="d4e6f1" w:val="clear"/>
+          </w:tcPr>
+          <w:p>
+            <w:r/>
+            <w:r>
+              <w:rPr>
+                <w:sz w:val="18"/>
+              </w:rPr>
+              <w:t>При нормальных условиях</w:t>
+            </w:r>
+          </w:p>
+        </w:tc>
+        <w:tc>
+          <w:tcPr>
+            <w:tcW w:type="dxa" w:w="2339"/>
+            <w:shd w:fill="d4e6f1" w:val="clear"/>
+          </w:tcPr>
+          <w:p>
+            <w:r/>
+            <w:r>
+              <w:rPr>
+                <w:sz w:val="18"/>
+              </w:rPr>
+              <w:t>Конструкция прибора</w:t>
+            </w:r>
+          </w:p>
+        </w:tc>
+        <w:tc>
+          <w:tcPr>
+            <w:tcW w:type="dxa" w:w="2339"/>
+            <w:shd w:fill="d4e6f1" w:val="clear"/>
+          </w:tcPr>
+          <w:p>
+            <w:r/>
+            <w:r>
+              <w:rPr>
+                <w:sz w:val="18"/>
+              </w:rPr>
+              <w:t>Выбор более точного прибора</w:t>
+            </w:r>
+          </w:p>
+        </w:tc>
+      </w:tr>
+      <w:tr>
+        <w:tc>
+          <w:tcPr>
+            <w:tcW w:type="dxa" w:w="2339"/>
+          </w:tcPr>
+          <w:p>
+            <w:r/>
+            <w:r>
+              <w:rPr>
+                <w:sz w:val="18"/>
+              </w:rPr>
+              <w:t>Дополнительная</w:t>
+            </w:r>
+          </w:p>
+        </w:tc>
+        <w:tc>
+          <w:tcPr>
+            <w:tcW w:type="dxa" w:w="2339"/>
+          </w:tcPr>
+          <w:p>
+            <w:r/>
+            <w:r>
+              <w:rPr>
+                <w:sz w:val="18"/>
+              </w:rPr>
+              <w:t>При отклонении условий</w:t>
+            </w:r>
+          </w:p>
+        </w:tc>
+        <w:tc>
+          <w:tcPr>
+            <w:tcW w:type="dxa" w:w="2339"/>
+          </w:tcPr>
+          <w:p>
+            <w:r/>
+            <w:r>
+              <w:rPr>
+                <w:sz w:val="18"/>
+              </w:rPr>
+              <w:t>Влияние температуры, влажности</w:t>
+            </w:r>
+          </w:p>
+        </w:tc>
+        <w:tc>
+          <w:tcPr>
+            <w:tcW w:type="dxa" w:w="2339"/>
+          </w:tcPr>
+          <w:p>
+            <w:r/>
+            <w:r>
+              <w:rPr>
+                <w:sz w:val="18"/>
+              </w:rPr>
+              <w:t>Коррекция по формуле</w:t>
+            </w:r>
+          </w:p>
+        </w:tc>
+      </w:tr>
+    </w:tbl>
+    <w:p/>
+    <w:p>
+      <w:r>
+        <w:rPr>
+          <w:b/>
+          <w:sz w:val="22"/>
+        </w:rPr>
+        <w:t>Таблица 2. Межповерочные интервалы КИПиА</w:t>
+      </w:r>
+    </w:p>
+    <w:tbl>
+      <w:tblPr>
+        <w:tblStyle w:val="TableGrid"/>
+        <w:tblW w:type="auto" w:w="0"/>
+        <w:jc w:val="center"/>
+        <w:tblLook w:firstColumn="1" w:firstRow="1" w:lastColumn="0" w:lastRow="0" w:noHBand="0" w:noVBand="1" w:val="04A0"/>
+      </w:tblPr>
+      <w:tblGrid>
+        <w:gridCol w:w="2339"/>
+        <w:gridCol w:w="2339"/>
+        <w:gridCol w:w="2339"/>
+        <w:gridCol w:w="2339"/>
+      </w:tblGrid>
+      <w:tr>
+        <w:tc>
+          <w:tcPr>
+            <w:tcW w:type="dxa" w:w="2339"/>
+            <w:shd w:fill="1a5276" w:val="clear"/>
+          </w:tcPr>
+          <w:p>
+            <w:pPr>
+              <w:jc w:val="center"/>
+            </w:pPr>
+            <w:r/>
+            <w:r>
+              <w:rPr>
+                <w:b/>
+                <w:color w:val="FFFFFF"/>
+                <w:sz w:val="18"/>
+              </w:rPr>
+              <w:t>Тип прибора</w:t>
+            </w:r>
+          </w:p>
+        </w:tc>
+        <w:tc>
+          <w:tcPr>
+            <w:tcW w:type="dxa" w:w="2339"/>
+            <w:shd w:fill="1a5276" w:val="clear"/>
+          </w:tcPr>
+          <w:p>
+            <w:pPr>
+              <w:jc w:val="center"/>
+            </w:pPr>
+            <w:r/>
+            <w:r>
+              <w:rPr>
+                <w:b/>
+                <w:color w:val="FFFFFF"/>
+                <w:sz w:val="18"/>
+              </w:rPr>
+              <w:t>Класс точности</w:t>
+            </w:r>
+          </w:p>
+        </w:tc>
+        <w:tc>
+          <w:tcPr>
+            <w:tcW w:type="dxa" w:w="2339"/>
+            <w:shd w:fill="1a5276" w:val="clear"/>
+          </w:tcPr>
+          <w:p>
+            <w:pPr>
+              <w:jc w:val="center"/>
+            </w:pPr>
+            <w:r/>
+            <w:r>
+              <w:rPr>
+                <w:b/>
+                <w:color w:val="FFFFFF"/>
+                <w:sz w:val="18"/>
+              </w:rPr>
+              <w:t>Межповерочный интервал</w:t>
+            </w:r>
+          </w:p>
+        </w:tc>
+        <w:tc>
+          <w:tcPr>
+            <w:tcW w:type="dxa" w:w="2339"/>
+            <w:shd w:fill="1a5276" w:val="clear"/>
+          </w:tcPr>
+          <w:p>
+            <w:pPr>
+              <w:jc w:val="center"/>
+            </w:pPr>
+            <w:r/>
+            <w:r>
+              <w:rPr>
+                <w:b/>
+                <w:color w:val="FFFFFF"/>
+                <w:sz w:val="18"/>
+              </w:rPr>
+              <w:t>Метод поверки</w:t>
+            </w:r>
+          </w:p>
+        </w:tc>
+      </w:tr>
+      <w:tr>
+        <w:tc>
+          <w:tcPr>
+            <w:tcW w:type="dxa" w:w="2339"/>
+          </w:tcPr>
+          <w:p>
+            <w:r/>
+            <w:r>
+              <w:rPr>
+                <w:sz w:val="18"/>
+              </w:rPr>
+              <w:t>Манометр показывающий</w:t>
+            </w:r>
+          </w:p>
+        </w:tc>
+        <w:tc>
+          <w:tcPr>
+            <w:tcW w:type="dxa" w:w="2339"/>
+          </w:tcPr>
+          <w:p>
+            <w:r/>
+            <w:r>
+              <w:rPr>
+                <w:sz w:val="18"/>
+              </w:rPr>
+              <w:t>1,5</w:t>
+            </w:r>
+          </w:p>
+        </w:tc>
+        <w:tc>
+          <w:tcPr>
+            <w:tcW w:type="dxa" w:w="2339"/>
+          </w:tcPr>
+          <w:p>
+            <w:r/>
+            <w:r>
+              <w:rPr>
+                <w:sz w:val="18"/>
+              </w:rPr>
+              <w:t>12 мес.</w:t>
+            </w:r>
+          </w:p>
+        </w:tc>
+        <w:tc>
+          <w:tcPr>
+            <w:tcW w:type="dxa" w:w="2339"/>
+          </w:tcPr>
+          <w:p>
+            <w:r/>
+            <w:r>
+              <w:rPr>
+                <w:sz w:val="18"/>
+              </w:rPr>
+              <w:t>Сравнение с эталоном</w:t>
+            </w:r>
+          </w:p>
+        </w:tc>
+      </w:tr>
+      <w:tr>
+        <w:tc>
+          <w:tcPr>
+            <w:tcW w:type="dxa" w:w="2339"/>
+            <w:shd w:fill="d4e6f1" w:val="clear"/>
+          </w:tcPr>
+          <w:p>
+            <w:r/>
+            <w:r>
+              <w:rPr>
+                <w:sz w:val="18"/>
+              </w:rPr>
+              <w:t>Термометр сопротивления</w:t>
+            </w:r>
+          </w:p>
+        </w:tc>
+        <w:tc>
+          <w:tcPr>
+            <w:tcW w:type="dxa" w:w="2339"/>
+            <w:shd w:fill="d4e6f1" w:val="clear"/>
+          </w:tcPr>
+          <w:p>
+            <w:r/>
+            <w:r>
+              <w:rPr>
+                <w:sz w:val="18"/>
+              </w:rPr>
+              <w:t>0,5</w:t>
+            </w:r>
+          </w:p>
+        </w:tc>
+        <w:tc>
+          <w:tcPr>
+            <w:tcW w:type="dxa" w:w="2339"/>
+            <w:shd w:fill="d4e6f1" w:val="clear"/>
+          </w:tcPr>
+          <w:p>
+            <w:r/>
+            <w:r>
+              <w:rPr>
+                <w:sz w:val="18"/>
+              </w:rPr>
+              <w:t>24 мес.</w:t>
+            </w:r>
+          </w:p>
+        </w:tc>
+        <w:tc>
+          <w:tcPr>
+            <w:tcW w:type="dxa" w:w="2339"/>
+            <w:shd w:fill="d4e6f1" w:val="clear"/>
+          </w:tcPr>
+          <w:p>
+            <w:r/>
+            <w:r>
+              <w:rPr>
+                <w:sz w:val="18"/>
+              </w:rPr>
+              <w:t>Проверка R₀ и R₁₀₀</w:t>
+            </w:r>
+          </w:p>
+        </w:tc>
+      </w:tr>
+      <w:tr>
+        <w:tc>
+          <w:tcPr>
+            <w:tcW w:type="dxa" w:w="2339"/>
+          </w:tcPr>
+          <w:p>
+            <w:r/>
+            <w:r>
+              <w:rPr>
+                <w:sz w:val="18"/>
+              </w:rPr>
+              <w:t>Термопара</w:t>
+            </w:r>
+          </w:p>
+        </w:tc>
+        <w:tc>
+          <w:tcPr>
+            <w:tcW w:type="dxa" w:w="2339"/>
+          </w:tcPr>
+          <w:p>
+            <w:r/>
+            <w:r>
+              <w:rPr>
+                <w:sz w:val="18"/>
+              </w:rPr>
+              <w:t>1,0</w:t>
+            </w:r>
+          </w:p>
+        </w:tc>
+        <w:tc>
+          <w:tcPr>
+            <w:tcW w:type="dxa" w:w="2339"/>
+          </w:tcPr>
+          <w:p>
+            <w:r/>
+            <w:r>
+              <w:rPr>
+                <w:sz w:val="18"/>
+              </w:rPr>
+              <w:t>12 мес.</w:t>
+            </w:r>
+          </w:p>
+        </w:tc>
+        <w:tc>
+          <w:tcPr>
+            <w:tcW w:type="dxa" w:w="2339"/>
+          </w:tcPr>
+          <w:p>
+            <w:r/>
+            <w:r>
+              <w:rPr>
+                <w:sz w:val="18"/>
+              </w:rPr>
+              <w:t>Проверка ТЭДС</w:t>
+            </w:r>
+          </w:p>
+        </w:tc>
+      </w:tr>
+      <w:tr>
+        <w:tc>
+          <w:tcPr>
+            <w:tcW w:type="dxa" w:w="2339"/>
+            <w:shd w:fill="d4e6f1" w:val="clear"/>
+          </w:tcPr>
+          <w:p>
+            <w:r/>
+            <w:r>
+              <w:rPr>
+                <w:sz w:val="18"/>
+              </w:rPr>
+              <w:t>Преобразователь давления</w:t>
+            </w:r>
+          </w:p>
+        </w:tc>
+        <w:tc>
+          <w:tcPr>
+            <w:tcW w:type="dxa" w:w="2339"/>
+            <w:shd w:fill="d4e6f1" w:val="clear"/>
+          </w:tcPr>
+          <w:p>
+            <w:r/>
+            <w:r>
+              <w:rPr>
+                <w:sz w:val="18"/>
+              </w:rPr>
+              <w:t>0,5</w:t>
+            </w:r>
+          </w:p>
+        </w:tc>
+        <w:tc>
+          <w:tcPr>
+            <w:tcW w:type="dxa" w:w="2339"/>
+            <w:shd w:fill="d4e6f1" w:val="clear"/>
+          </w:tcPr>
+          <w:p>
+            <w:r/>
+            <w:r>
+              <w:rPr>
+                <w:sz w:val="18"/>
+              </w:rPr>
+              <w:t>12 мес.</w:t>
+            </w:r>
+          </w:p>
+        </w:tc>
+        <w:tc>
+          <w:tcPr>
+            <w:tcW w:type="dxa" w:w="2339"/>
+            <w:shd w:fill="d4e6f1" w:val="clear"/>
+          </w:tcPr>
+          <w:p>
+            <w:r/>
+            <w:r>
+              <w:rPr>
+                <w:sz w:val="18"/>
+              </w:rPr>
+              <w:t>Калибровка по давлению</w:t>
+            </w:r>
+          </w:p>
+        </w:tc>
+      </w:tr>
+      <w:tr>
+        <w:tc>
+          <w:tcPr>
+            <w:tcW w:type="dxa" w:w="2339"/>
+          </w:tcPr>
+          <w:p>
+            <w:r/>
+            <w:r>
+              <w:rPr>
+                <w:sz w:val="18"/>
+              </w:rPr>
+              <w:t>Расходомер электромагнитный</w:t>
+            </w:r>
+          </w:p>
+        </w:tc>
+        <w:tc>
+          <w:tcPr>
+            <w:tcW w:type="dxa" w:w="2339"/>
+          </w:tcPr>
+          <w:p>
+            <w:r/>
+            <w:r>
+              <w:rPr>
+                <w:sz w:val="18"/>
+              </w:rPr>
+              <w:t>0,5</w:t>
+            </w:r>
+          </w:p>
+        </w:tc>
+        <w:tc>
+          <w:tcPr>
+            <w:tcW w:type="dxa" w:w="2339"/>
+          </w:tcPr>
+          <w:p>
+            <w:r/>
+            <w:r>
+              <w:rPr>
+                <w:sz w:val="18"/>
+              </w:rPr>
+              <w:t>24 мес.</w:t>
+            </w:r>
+          </w:p>
+        </w:tc>
+        <w:tc>
+          <w:tcPr>
+            <w:tcW w:type="dxa" w:w="2339"/>
+          </w:tcPr>
+          <w:p>
+            <w:r/>
+            <w:r>
+              <w:rPr>
+                <w:sz w:val="18"/>
+              </w:rPr>
+              <w:t>Проливной метод</w:t>
+            </w:r>
+          </w:p>
+        </w:tc>
+      </w:tr>
+      <w:tr>
+        <w:tc>
+          <w:tcPr>
+            <w:tcW w:type="dxa" w:w="2339"/>
+            <w:shd w:fill="d4e6f1" w:val="clear"/>
+          </w:tcPr>
+          <w:p>
+            <w:r/>
+            <w:r>
+              <w:rPr>
+                <w:sz w:val="18"/>
+              </w:rPr>
+              <w:t>Преобразователь 4-20 мА</w:t>
+            </w:r>
+          </w:p>
+        </w:tc>
+        <w:tc>
+          <w:tcPr>
+            <w:tcW w:type="dxa" w:w="2339"/>
+            <w:shd w:fill="d4e6f1" w:val="clear"/>
+          </w:tcPr>
+          <w:p>
+            <w:r/>
+            <w:r>
+              <w:rPr>
+                <w:sz w:val="18"/>
+              </w:rPr>
+              <w:t>0,25</w:t>
+            </w:r>
+          </w:p>
+        </w:tc>
+        <w:tc>
+          <w:tcPr>
+            <w:tcW w:type="dxa" w:w="2339"/>
+            <w:shd w:fill="d4e6f1" w:val="clear"/>
+          </w:tcPr>
+          <w:p>
+            <w:r/>
+            <w:r>
+              <w:rPr>
+                <w:sz w:val="18"/>
+              </w:rPr>
+              <w:t>12 мес.</w:t>
+            </w:r>
+          </w:p>
+        </w:tc>
+        <w:tc>
+          <w:tcPr>
+            <w:tcW w:type="dxa" w:w="2339"/>
+            <w:shd w:fill="d4e6f1" w:val="clear"/>
+          </w:tcPr>
+          <w:p>
+            <w:r/>
+            <w:r>
+              <w:rPr>
+                <w:sz w:val="18"/>
+              </w:rPr>
+              <w:t>Калибратор тока</w:t>
+            </w:r>
+          </w:p>
+        </w:tc>
+      </w:tr>
+    </w:tbl>
+    <w:p/>
+    <w:p>
+      <w:pPr>
+        <w:jc w:val="center"/>
+      </w:pPr>
+      <w:r>
+        <w:rPr>
+          <w:b/>
+          <w:sz w:val="20"/>
+        </w:rPr>
+        <w:t>Рисунок 1. Типы погрешностей средств измерений КИПиА</w:t>
+      </w:r>
+    </w:p>
+    <w:p>
+      <w:pPr>
+        <w:jc w:val="center"/>
+      </w:pPr>
+      <w:r>
+        <w:drawing>
+          <wp:inline xmlns:a="http://schemas.openxmlformats.org/drawingml/2006/main" xmlns:pic="http://schemas.openxmlformats.org/drawingml/2006/picture">
+            <wp:extent cx="5029200" cy="3186101"/>
+            <wp:docPr id="1" name="Picture 1"/>
+            <wp:cNvGraphicFramePr>
+              <a:graphicFrameLocks noChangeAspect="1"/>
+            </wp:cNvGraphicFramePr>
+            <a:graphic>
+              <a:graphicData uri="http://schemas.openxmlformats.org/drawingml/2006/picture">
+                <pic:pic>
+                  <pic:nvPicPr>
+                    <pic:cNvPr id="0" name="pp_op06.png"/>
+                    <pic:cNvPicPr/>
+                  </pic:nvPicPr>
+                  <pic:blipFill>
+                    <a:blip r:embed="rId9"/>
+                    <a:stretch>
+                      <a:fillRect/>
+                    </a:stretch>
+                  </pic:blipFill>
+                  <pic:spPr>
+                    <a:xfrm>
+                      <a:off x="0" y="0"/>
+                      <a:ext cx="5029200" cy="3186101"/>
+                    </a:xfrm>
+                    <a:prstGeom prst="rect"/>
+                  </pic:spPr>
+                </pic:pic>
+              </a:graphicData>
+            </a:graphic>
+          </wp:inline>
+        </w:drawing>
       </w:r>
     </w:p>
     <w:p>
